--- a/Document/PLC/문제기술서(SOP).docx
+++ b/Document/PLC/문제기술서(SOP).docx
@@ -236,7 +236,6 @@
         </w:rPr>
         <w:t xml:space="preserve"> </w:t>
       </w:r>
-      <w:proofErr w:type="spellStart"/>
       <w:r>
         <w:rPr>
           <w:rFonts w:hint="eastAsia"/>
@@ -246,7 +245,6 @@
         </w:rPr>
         <w:t>플래시톡</w:t>
       </w:r>
-      <w:proofErr w:type="spellEnd"/>
       <w:r>
         <w:rPr>
           <w:b/>
@@ -350,7 +348,6 @@
         <w:pStyle w:val="aa"/>
         <w:spacing w:before="482"/>
         <w:rPr>
-          <w:rFonts w:hint="eastAsia"/>
           <w:b/>
           <w:sz w:val="32"/>
         </w:rPr>
@@ -416,16 +413,7 @@
           <w:spacing w:val="-5"/>
           <w:sz w:val="32"/>
         </w:rPr>
-        <w:t>0</w:t>
-      </w:r>
-      <w:r>
-        <w:rPr>
-          <w:rFonts w:hint="eastAsia"/>
-          <w:color w:val="0000FF"/>
-          <w:spacing w:val="-5"/>
-          <w:sz w:val="32"/>
-        </w:rPr>
-        <w:t>9</w:t>
+        <w:t>13</w:t>
       </w:r>
       <w:r>
         <w:rPr>
@@ -569,7 +557,6 @@
                 <w:lang w:eastAsia="ko-KR"/>
               </w:rPr>
             </w:pPr>
-            <w:proofErr w:type="spellStart"/>
             <w:r>
               <w:rPr>
                 <w:rFonts w:hint="eastAsia"/>
@@ -581,7 +568,6 @@
               </w:rPr>
               <w:t>말모이</w:t>
             </w:r>
-            <w:proofErr w:type="spellEnd"/>
           </w:p>
         </w:tc>
       </w:tr>
@@ -720,19 +706,8 @@
                 <w:sz w:val="26"/>
                 <w:lang w:eastAsia="ko-KR"/>
               </w:rPr>
-              <w:t xml:space="preserve"> 2633610 </w:t>
+              <w:t xml:space="preserve"> 2633610 임효진</w:t>
             </w:r>
-            <w:proofErr w:type="spellStart"/>
-            <w:r>
-              <w:rPr>
-                <w:rFonts w:hint="eastAsia"/>
-                <w:b/>
-                <w:sz w:val="26"/>
-                <w:lang w:eastAsia="ko-KR"/>
-              </w:rPr>
-              <w:t>임효진</w:t>
-            </w:r>
-            <w:proofErr w:type="spellEnd"/>
           </w:p>
         </w:tc>
       </w:tr>
@@ -913,14 +888,12 @@
         </w:rPr>
         <w:t xml:space="preserve"> </w:t>
       </w:r>
-      <w:proofErr w:type="spellStart"/>
       <w:r>
         <w:rPr>
           <w:spacing w:val="-5"/>
         </w:rPr>
         <w:t>이력표</w:t>
       </w:r>
-      <w:proofErr w:type="spellEnd"/>
     </w:p>
     <w:p>
       <w:pPr>
@@ -2692,25 +2665,7 @@
                 <w:sz w:val="18"/>
                 <w:lang w:eastAsia="ko-KR"/>
               </w:rPr>
-              <w:t xml:space="preserve">4 </w:t>
-            </w:r>
-            <w:proofErr w:type="spellStart"/>
-            <w:r>
-              <w:rPr>
-                <w:rFonts w:asciiTheme="minorHAnsi" w:eastAsiaTheme="minorHAnsi" w:hAnsiTheme="minorHAnsi" w:hint="eastAsia"/>
-                <w:sz w:val="18"/>
-                <w:lang w:eastAsia="ko-KR"/>
-              </w:rPr>
-              <w:t>비기능</w:t>
-            </w:r>
-            <w:proofErr w:type="spellEnd"/>
-            <w:r>
-              <w:rPr>
-                <w:rFonts w:asciiTheme="minorHAnsi" w:eastAsiaTheme="minorHAnsi" w:hAnsiTheme="minorHAnsi" w:hint="eastAsia"/>
-                <w:sz w:val="18"/>
-                <w:lang w:eastAsia="ko-KR"/>
-              </w:rPr>
-              <w:t xml:space="preserve"> 요구사항 추가</w:t>
+              <w:t>4 비기능 요구사항 추가</w:t>
             </w:r>
           </w:p>
         </w:tc>
@@ -3132,7 +3087,6 @@
               </w:rPr>
               <w:t>/</w:t>
             </w:r>
-            <w:proofErr w:type="spellStart"/>
             <w:r>
               <w:rPr>
                 <w:rFonts w:ascii="Times New Roman" w:hint="eastAsia"/>
@@ -3141,7 +3095,6 @@
               </w:rPr>
               <w:t>비기능</w:t>
             </w:r>
-            <w:proofErr w:type="spellEnd"/>
             <w:r>
               <w:rPr>
                 <w:rFonts w:ascii="Times New Roman" w:hint="eastAsia"/>
@@ -3302,7 +3255,6 @@
                 <w:sz w:val="20"/>
               </w:rPr>
             </w:pPr>
-            <w:proofErr w:type="spellStart"/>
             <w:r>
               <w:rPr>
                 <w:rFonts w:hint="eastAsia"/>
@@ -3312,7 +3264,6 @@
               </w:rPr>
               <w:t>임효진</w:t>
             </w:r>
-            <w:proofErr w:type="spellEnd"/>
             <w:r>
               <w:rPr>
                 <w:rFonts w:hint="eastAsia"/>
@@ -3321,7 +3272,6 @@
               </w:rPr>
               <w:t xml:space="preserve"> (</w:t>
             </w:r>
-            <w:proofErr w:type="spellStart"/>
             <w:r>
               <w:rPr>
                 <w:rFonts w:hint="eastAsia"/>
@@ -3331,7 +3281,6 @@
               </w:rPr>
               <w:t>임효진</w:t>
             </w:r>
-            <w:proofErr w:type="spellEnd"/>
             <w:r>
               <w:rPr>
                 <w:rFonts w:hint="eastAsia"/>
@@ -3357,14 +3306,12 @@
                 <w:sz w:val="20"/>
               </w:rPr>
             </w:pPr>
-            <w:proofErr w:type="spellStart"/>
             <w:r>
               <w:rPr>
                 <w:sz w:val="20"/>
               </w:rPr>
               <w:t>문제</w:t>
             </w:r>
-            <w:proofErr w:type="spellEnd"/>
             <w:r>
               <w:rPr>
                 <w:spacing w:val="26"/>
@@ -3372,14 +3319,12 @@
               </w:rPr>
               <w:t xml:space="preserve"> </w:t>
             </w:r>
-            <w:proofErr w:type="spellStart"/>
             <w:r>
               <w:rPr>
                 <w:sz w:val="20"/>
               </w:rPr>
               <w:t>기술서</w:t>
             </w:r>
-            <w:proofErr w:type="spellEnd"/>
             <w:r>
               <w:rPr>
                 <w:spacing w:val="27"/>
@@ -3387,14 +3332,12 @@
               </w:rPr>
               <w:t xml:space="preserve"> </w:t>
             </w:r>
-            <w:proofErr w:type="spellStart"/>
             <w:r>
               <w:rPr>
                 <w:sz w:val="20"/>
               </w:rPr>
               <w:t>최초</w:t>
             </w:r>
-            <w:proofErr w:type="spellEnd"/>
             <w:r>
               <w:rPr>
                 <w:spacing w:val="27"/>
@@ -3402,7 +3345,6 @@
               </w:rPr>
               <w:t xml:space="preserve"> </w:t>
             </w:r>
-            <w:proofErr w:type="spellStart"/>
             <w:r>
               <w:rPr>
                 <w:spacing w:val="-5"/>
@@ -3410,7 +3352,6 @@
               </w:rPr>
               <w:t>작성</w:t>
             </w:r>
-            <w:proofErr w:type="spellEnd"/>
           </w:p>
         </w:tc>
         <w:tc>
@@ -3536,7 +3477,6 @@
                 <w:sz w:val="20"/>
               </w:rPr>
             </w:pPr>
-            <w:proofErr w:type="spellStart"/>
             <w:r>
               <w:rPr>
                 <w:spacing w:val="-5"/>
@@ -3544,7 +3484,6 @@
               </w:rPr>
               <w:t>버전</w:t>
             </w:r>
-            <w:proofErr w:type="spellEnd"/>
           </w:p>
         </w:tc>
         <w:tc>
@@ -3562,7 +3501,6 @@
                 <w:sz w:val="20"/>
               </w:rPr>
             </w:pPr>
-            <w:proofErr w:type="spellStart"/>
             <w:r>
               <w:rPr>
                 <w:spacing w:val="-5"/>
@@ -3570,7 +3508,6 @@
               </w:rPr>
               <w:t>날짜</w:t>
             </w:r>
-            <w:proofErr w:type="spellEnd"/>
           </w:p>
         </w:tc>
         <w:tc>
@@ -3588,7 +3525,6 @@
                 <w:sz w:val="20"/>
               </w:rPr>
             </w:pPr>
-            <w:proofErr w:type="spellStart"/>
             <w:r>
               <w:rPr>
                 <w:spacing w:val="-5"/>
@@ -3596,7 +3532,6 @@
               </w:rPr>
               <w:t>작성자</w:t>
             </w:r>
-            <w:proofErr w:type="spellEnd"/>
           </w:p>
         </w:tc>
         <w:tc>
@@ -3619,17 +3554,8 @@
                 <w:spacing w:val="-2"/>
                 <w:sz w:val="20"/>
               </w:rPr>
-              <w:t>제/</w:t>
+              <w:t>제/개정사항</w:t>
             </w:r>
-            <w:proofErr w:type="spellStart"/>
-            <w:r>
-              <w:rPr>
-                <w:spacing w:val="-2"/>
-                <w:sz w:val="20"/>
-              </w:rPr>
-              <w:t>개정사항</w:t>
-            </w:r>
-            <w:proofErr w:type="spellEnd"/>
           </w:p>
         </w:tc>
         <w:tc>
@@ -3647,7 +3573,6 @@
                 <w:sz w:val="20"/>
               </w:rPr>
             </w:pPr>
-            <w:proofErr w:type="spellStart"/>
             <w:r>
               <w:rPr>
                 <w:spacing w:val="-5"/>
@@ -3655,7 +3580,6 @@
               </w:rPr>
               <w:t>확인</w:t>
             </w:r>
-            <w:proofErr w:type="spellEnd"/>
           </w:p>
         </w:tc>
       </w:tr>
@@ -4753,7 +4677,6 @@
           <w:sz w:val="24"/>
         </w:rPr>
       </w:pPr>
-      <w:proofErr w:type="spellStart"/>
       <w:r>
         <w:rPr>
           <w:rFonts w:hint="eastAsia"/>
@@ -4761,7 +4684,6 @@
         </w:rPr>
         <w:t>비기능</w:t>
       </w:r>
-      <w:proofErr w:type="spellEnd"/>
       <w:r>
         <w:rPr>
           <w:noProof/>
@@ -5180,16 +5102,8 @@
         <w:rPr>
           <w:rFonts w:hint="eastAsia"/>
         </w:rPr>
-        <w:t xml:space="preserve">학교 환경에서 활용 가능한 학번 기반 인증 웹 채팅 시스템, </w:t>
-      </w:r>
-      <w:proofErr w:type="spellStart"/>
-      <w:r>
-        <w:rPr>
-          <w:rFonts w:hint="eastAsia"/>
-        </w:rPr>
-        <w:t>플래시톡의</w:t>
-      </w:r>
-      <w:proofErr w:type="spellEnd"/>
+        <w:t>학교 환경에서 활용 가능한 학번 기반 인증 웹 채팅 시스템, 플래시톡의</w:t>
+      </w:r>
       <w:r>
         <w:rPr>
           <w:rFonts w:hint="eastAsia"/>
@@ -5966,19 +5880,11 @@
       </w:r>
     </w:p>
     <w:p>
-      <w:proofErr w:type="spellStart"/>
-      <w:r>
-        <w:rPr>
-          <w:rFonts w:hint="eastAsia"/>
-        </w:rPr>
-        <w:t>플래시톡</w:t>
-      </w:r>
-      <w:proofErr w:type="spellEnd"/>
-      <w:r>
-        <w:rPr>
-          <w:rFonts w:hint="eastAsia"/>
-        </w:rPr>
-        <w:t xml:space="preserve"> 시스템은 웹 </w:t>
+      <w:r>
+        <w:rPr>
+          <w:rFonts w:hint="eastAsia"/>
+        </w:rPr>
+        <w:t xml:space="preserve">플래시톡 시스템은 웹 </w:t>
       </w:r>
       <w:r>
         <w:rPr>
@@ -9039,23 +8945,7 @@
           <w:rFonts w:hint="eastAsia"/>
           <w:szCs w:val="18"/>
         </w:rPr>
-        <w:t xml:space="preserve">AI </w:t>
-      </w:r>
-      <w:proofErr w:type="spellStart"/>
-      <w:r>
-        <w:rPr>
-          <w:rFonts w:hint="eastAsia"/>
-          <w:szCs w:val="18"/>
-        </w:rPr>
-        <w:t>챗봇</w:t>
-      </w:r>
-      <w:proofErr w:type="spellEnd"/>
-      <w:r>
-        <w:rPr>
-          <w:rFonts w:hint="eastAsia"/>
-          <w:szCs w:val="18"/>
-        </w:rPr>
-        <w:t xml:space="preserve"> 기능</w:t>
+        <w:t>AI 챗봇 기능</w:t>
       </w:r>
       <w:r>
         <w:rPr>
@@ -9208,9 +9098,8 @@
           <w:sz w:val="32"/>
           <w:szCs w:val="32"/>
         </w:rPr>
-        <w:t xml:space="preserve"> </w:t>
-      </w:r>
-      <w:proofErr w:type="spellStart"/>
+        <w:t xml:space="preserve"> 비</w:t>
+      </w:r>
       <w:r>
         <w:rPr>
           <w:rFonts w:hint="eastAsia"/>
@@ -9219,28 +9108,7 @@
           <w:sz w:val="32"/>
           <w:szCs w:val="32"/>
         </w:rPr>
-        <w:t>비</w:t>
-      </w:r>
-      <w:r>
-        <w:rPr>
-          <w:rFonts w:hint="eastAsia"/>
-          <w:b/>
-          <w:bCs/>
-          <w:sz w:val="32"/>
-          <w:szCs w:val="32"/>
-        </w:rPr>
-        <w:t>기능</w:t>
-      </w:r>
-      <w:proofErr w:type="spellEnd"/>
-      <w:r>
-        <w:rPr>
-          <w:rFonts w:hint="eastAsia"/>
-          <w:b/>
-          <w:bCs/>
-          <w:sz w:val="32"/>
-          <w:szCs w:val="32"/>
-        </w:rPr>
-        <w:t xml:space="preserve"> 요구사항</w:t>
+        <w:t>기능 요구사항</w:t>
       </w:r>
     </w:p>
     <w:p>
@@ -9712,55 +9580,7 @@
           <w:rFonts w:hint="eastAsia"/>
           <w:szCs w:val="18"/>
         </w:rPr>
-        <w:t xml:space="preserve">1. 사용자 편의성 및 인터페이스 </w:t>
-      </w:r>
-      <w:proofErr w:type="spellStart"/>
-      <w:r>
-        <w:rPr>
-          <w:rFonts w:hint="eastAsia"/>
-          <w:szCs w:val="18"/>
-        </w:rPr>
-        <w:t>직관성</w:t>
-      </w:r>
-      <w:proofErr w:type="spellEnd"/>
-      <w:r>
-        <w:rPr>
-          <w:rFonts w:hint="eastAsia"/>
-          <w:szCs w:val="18"/>
-        </w:rPr>
-        <w:t xml:space="preserve"> 확보: 사용자는 별다른 </w:t>
-      </w:r>
-      <w:proofErr w:type="spellStart"/>
-      <w:r>
-        <w:rPr>
-          <w:rFonts w:hint="eastAsia"/>
-          <w:szCs w:val="18"/>
-        </w:rPr>
-        <w:t>학습없이</w:t>
-      </w:r>
-      <w:proofErr w:type="spellEnd"/>
-      <w:r>
-        <w:rPr>
-          <w:rFonts w:hint="eastAsia"/>
-          <w:szCs w:val="18"/>
-        </w:rPr>
-        <w:t xml:space="preserve"> 회원가입 및 로그인을 </w:t>
-      </w:r>
-      <w:proofErr w:type="spellStart"/>
-      <w:r>
-        <w:rPr>
-          <w:rFonts w:hint="eastAsia"/>
-          <w:szCs w:val="18"/>
-        </w:rPr>
-        <w:t>진행햐여</w:t>
-      </w:r>
-      <w:proofErr w:type="spellEnd"/>
-      <w:r>
-        <w:rPr>
-          <w:rFonts w:hint="eastAsia"/>
-          <w:szCs w:val="18"/>
-        </w:rPr>
-        <w:t xml:space="preserve"> 시스템의 대화 기능을 사용하는 데에 있어 큰 어려움이 없어야 한다.</w:t>
+        <w:t>1. 사용자 편의성 및 인터페이스 직관성 확보: 사용자는 별다른 학습없이 회원가입 및 로그인을 진행햐여 시스템의 대화 기능을 사용하는 데에 있어 큰 어려움이 없어야 한다.</w:t>
       </w:r>
     </w:p>
     <w:p>
@@ -9920,21 +9740,7 @@
         <w:rPr>
           <w:rFonts w:hint="eastAsia"/>
         </w:rPr>
-        <w:t>ChatGPT(</w:t>
-      </w:r>
-      <w:proofErr w:type="spellStart"/>
-      <w:r>
-        <w:rPr>
-          <w:rFonts w:hint="eastAsia"/>
-        </w:rPr>
-        <w:t>OpneAI</w:t>
-      </w:r>
-      <w:proofErr w:type="spellEnd"/>
-      <w:r>
-        <w:rPr>
-          <w:rFonts w:hint="eastAsia"/>
-        </w:rPr>
-        <w:t>)</w:t>
+        <w:t>ChatGPT(OpneAI)</w:t>
       </w:r>
     </w:p>
     <w:p>
